--- a/_materials/docs/out/Доверенность на коммерческого директора.docx
+++ b/_materials/docs/out/Доверенность на коммерческого директора.docx
@@ -448,6 +448,19 @@
           <w:b w:val="0"/>
           <w:i w:val="0"/>
         </w:rPr>
+        <w:t>Полномочия действуют в течение всего срока настоящей доверенности и не зависят от нахождения генерального директора Общества в отпуске, командировке или ином отсутствии.</w:t>
+      </w:r>
+    </w:p>
+    <w:p>
+      <w:pPr>
+        <w:spacing w:after="60"/>
+        <w:jc w:val="both"/>
+      </w:pPr>
+      <w:r>
+        <w:rPr>
+          <w:b w:val="0"/>
+          <w:i w:val="0"/>
+        </w:rPr>
         <w:t>Право передоверия по настоящей доверенности не предоставляется (п. 1 ст. 187 Гражданского кодекса Российской Федерации).</w:t>
       </w:r>
     </w:p>
